--- a/zht/docx/56.content.docx
+++ b/zht/docx/56.content.docx
@@ -19,7 +19,7 @@
         <w:rPr>
           <w:lang w:val="zh_TW" w:bidi="zh_TW"/>
         </w:rPr>
-        <w:t>Resource: 研讀筆記 - 書籍簡介 (Tyndale)</w:t>
+        <w:t>Resource: Tyndale Open Study Notes</w:t>
       </w:r>
       <w:r>
         <w:rPr>
@@ -112,7 +112,7 @@
         <w:rPr>
           <w:lang w:val="zh_TW" w:bidi="zh_TW"/>
         </w:rPr>
-        <w:t>研讀筆記 - 書籍簡介 (Tyndale)</w:t>
+        <w:t>Tyndale Open Study Notes</w:t>
       </w:r>
     </w:p>
     <w:p>

--- a/zht/docx/56.content.docx
+++ b/zht/docx/56.content.docx
@@ -19,7 +19,7 @@
         <w:rPr>
           <w:lang w:val="zh_TW" w:bidi="zh_TW"/>
         </w:rPr>
-        <w:t>Resource: Tyndale Open Study Notes</w:t>
+        <w:t>Resource: Aquifer Open Study Notes (Book Intros)</w:t>
       </w:r>
       <w:r>
         <w:rPr>
@@ -112,7 +112,7 @@
         <w:rPr>
           <w:lang w:val="zh_TW" w:bidi="zh_TW"/>
         </w:rPr>
-        <w:t>Tyndale Open Study Notes</w:t>
+        <w:t>Aquifer Open Study Notes (Book Intros)</w:t>
       </w:r>
     </w:p>
     <w:p>

--- a/zht/docx/56.content.docx
+++ b/zht/docx/56.content.docx
@@ -258,72 +258,48 @@
         </w:rPr>
         <w:t>當五旬節基督教會開始的時候，有一群克里特人在正在耶路撒冷（</w:t>
       </w:r>
-      <w:hyperlink r:id="rId13">
-        <w:r>
-          <w:rPr>
-            <w:lang w:val="zh_TW" w:bidi="zh_TW"/>
-          </w:rPr>
-          <w:rPr>
-            <w:color w:val="0000EE"/>
-            <w:u w:val="single"/>
-          </w:rPr>
-          <w:t>徒2:11</w:t>
-        </w:r>
-      </w:hyperlink>
+      <w:r>
+        <w:rPr>
+          <w:lang w:val="zh_TW" w:bidi="zh_TW"/>
+        </w:rPr>
+        <w:t>徒2:11</w:t>
+      </w:r>
       <w:r>
         <w:rPr>
           <w:lang w:val="zh_TW" w:bidi="zh_TW"/>
         </w:rPr>
         <w:t>）。那時，這群人中可能有一些人將基督教信仰帶回克里特。但這封寫給提多的信表明，那裡的教會是最近因保羅的宣教而建立的（見</w:t>
       </w:r>
-      <w:hyperlink r:id="rId14">
-        <w:r>
-          <w:rPr>
-            <w:lang w:val="zh_TW" w:bidi="zh_TW"/>
-          </w:rPr>
-          <w:rPr>
-            <w:color w:val="0000EE"/>
-            <w:u w:val="single"/>
-          </w:rPr>
-          <w:t>多1:5</w:t>
-        </w:r>
-      </w:hyperlink>
+      <w:r>
+        <w:rPr>
+          <w:lang w:val="zh_TW" w:bidi="zh_TW"/>
+        </w:rPr>
+        <w:t>多1:5</w:t>
+      </w:r>
       <w:r>
         <w:rPr>
           <w:lang w:val="zh_TW" w:bidi="zh_TW"/>
         </w:rPr>
         <w:t>）。新約其它地方中唯一一次提到克里特，是保羅被當作囚徒轉移到羅馬的時候（</w:t>
       </w:r>
-      <w:hyperlink r:id="rId15">
-        <w:r>
-          <w:rPr>
-            <w:lang w:val="zh_TW" w:bidi="zh_TW"/>
-          </w:rPr>
-          <w:rPr>
-            <w:color w:val="0000EE"/>
-            <w:u w:val="single"/>
-          </w:rPr>
-          <w:t>徒27:7–21</w:t>
-        </w:r>
-      </w:hyperlink>
+      <w:r>
+        <w:rPr>
+          <w:lang w:val="zh_TW" w:bidi="zh_TW"/>
+        </w:rPr>
+        <w:t>徒27:7–21</w:t>
+      </w:r>
       <w:r>
         <w:rPr>
           <w:lang w:val="zh_TW" w:bidi="zh_TW"/>
         </w:rPr>
         <w:t>）。這個時候，保羅沒有在克里特進行積極事工的機會。最有可能的是，保羅在克里特的事工開始於</w:t>
       </w:r>
-      <w:hyperlink r:id="rId16">
-        <w:r>
-          <w:rPr>
-            <w:lang w:val="zh_TW" w:bidi="zh_TW"/>
-          </w:rPr>
-          <w:rPr>
-            <w:color w:val="0000EE"/>
-            <w:u w:val="single"/>
-          </w:rPr>
-          <w:t>徒28:1–31</w:t>
-        </w:r>
-      </w:hyperlink>
+      <w:r>
+        <w:rPr>
+          <w:lang w:val="zh_TW" w:bidi="zh_TW"/>
+        </w:rPr>
+        <w:t>徒28:1–31</w:t>
+      </w:r>
       <w:r>
         <w:rPr>
           <w:lang w:val="zh_TW" w:bidi="zh_TW"/>
@@ -344,18 +320,12 @@
         </w:rPr>
         <w:t>保羅在克里特建立了教會，但沒有任命領袖。他在第一次從敘利亞的安提阿出發的旅行佈道中也做了同樣的事情。與那些最早的教會一樣，他現在希望任命領袖（比較</w:t>
       </w:r>
-      <w:hyperlink r:id="rId17">
-        <w:r>
-          <w:rPr>
-            <w:lang w:val="zh_TW" w:bidi="zh_TW"/>
-          </w:rPr>
-          <w:rPr>
-            <w:color w:val="0000EE"/>
-            <w:u w:val="single"/>
-          </w:rPr>
-          <w:t>徒14:23</w:t>
-        </w:r>
-      </w:hyperlink>
+      <w:r>
+        <w:rPr>
+          <w:lang w:val="zh_TW" w:bidi="zh_TW"/>
+        </w:rPr>
+        <w:t>徒14:23</w:t>
+      </w:r>
       <w:r>
         <w:rPr>
           <w:lang w:val="zh_TW" w:bidi="zh_TW"/>
@@ -376,72 +346,48 @@
         </w:rPr>
         <w:t>保羅正前往尼哥坡里（位於現代希臘的西海岸），他希望提多在亞提馬或推基古到達克里特島時來見他（</w:t>
       </w:r>
-      <w:hyperlink r:id="rId18">
-        <w:r>
-          <w:rPr>
-            <w:lang w:val="zh_TW" w:bidi="zh_TW"/>
-          </w:rPr>
-          <w:rPr>
-            <w:color w:val="0000EE"/>
-            <w:u w:val="single"/>
-          </w:rPr>
-          <w:t>多3:12</w:t>
-        </w:r>
-      </w:hyperlink>
+      <w:r>
+        <w:rPr>
+          <w:lang w:val="zh_TW" w:bidi="zh_TW"/>
+        </w:rPr>
+        <w:t>多3:12</w:t>
+      </w:r>
       <w:r>
         <w:rPr>
           <w:lang w:val="zh_TW" w:bidi="zh_TW"/>
         </w:rPr>
         <w:t>）。保羅計劃在尼哥坡里過冬，這表明他計劃在春天時從那裡向西航行（見</w:t>
       </w:r>
-      <w:hyperlink r:id="rId19">
-        <w:r>
-          <w:rPr>
-            <w:lang w:val="zh_TW" w:bidi="zh_TW"/>
-          </w:rPr>
-          <w:rPr>
-            <w:color w:val="0000EE"/>
-            <w:u w:val="single"/>
-          </w:rPr>
-          <w:t>提後4:21</w:t>
-        </w:r>
-      </w:hyperlink>
+      <w:r>
+        <w:rPr>
+          <w:lang w:val="zh_TW" w:bidi="zh_TW"/>
+        </w:rPr>
+        <w:t>提後4:21</w:t>
+      </w:r>
       <w:r>
         <w:rPr>
           <w:lang w:val="zh_TW" w:bidi="zh_TW"/>
         </w:rPr>
         <w:t>）。保羅可能是要前往意大利，甚至可能是西班牙（見</w:t>
       </w:r>
-      <w:hyperlink r:id="rId20">
-        <w:r>
-          <w:rPr>
-            <w:lang w:val="zh_TW" w:bidi="zh_TW"/>
-          </w:rPr>
-          <w:rPr>
-            <w:color w:val="0000EE"/>
-            <w:u w:val="single"/>
-          </w:rPr>
-          <w:t>羅15:24</w:t>
-        </w:r>
-      </w:hyperlink>
+      <w:r>
+        <w:rPr>
+          <w:lang w:val="zh_TW" w:bidi="zh_TW"/>
+        </w:rPr>
+        <w:t>羅15:24</w:t>
+      </w:r>
       <w:r>
         <w:rPr>
           <w:lang w:val="zh_TW" w:bidi="zh_TW"/>
         </w:rPr>
         <w:t>、</w:t>
       </w:r>
-      <w:hyperlink r:id="rId21">
-        <w:r>
-          <w:rPr>
-            <w:lang w:val="zh_TW" w:bidi="zh_TW"/>
-          </w:rPr>
-          <w:rPr>
-            <w:color w:val="0000EE"/>
-            <w:u w:val="single"/>
-          </w:rPr>
-          <w:t>28</w:t>
-        </w:r>
-      </w:hyperlink>
+      <w:r>
+        <w:rPr>
+          <w:lang w:val="zh_TW" w:bidi="zh_TW"/>
+        </w:rPr>
+        <w:t>28</w:t>
+      </w:r>
       <w:r>
         <w:rPr>
           <w:lang w:val="zh_TW" w:bidi="zh_TW"/>
@@ -487,72 +433,48 @@
         </w:rPr>
         <w:t>提多書有許多的實際應驗，並為提多本人設置了指導方針。信主體部分中的每一個段落（</w:t>
       </w:r>
-      <w:hyperlink r:id="rId22">
-        <w:r>
-          <w:rPr>
-            <w:lang w:val="zh_TW" w:bidi="zh_TW"/>
-          </w:rPr>
-          <w:rPr>
-            <w:color w:val="0000EE"/>
-            <w:u w:val="single"/>
-          </w:rPr>
-          <w:t>1:5–3:11</w:t>
-        </w:r>
-      </w:hyperlink>
+      <w:r>
+        <w:rPr>
+          <w:lang w:val="zh_TW" w:bidi="zh_TW"/>
+        </w:rPr>
+        <w:t>1:5–3:11</w:t>
+      </w:r>
       <w:r>
         <w:rPr>
           <w:lang w:val="zh_TW" w:bidi="zh_TW"/>
         </w:rPr>
         <w:t>）都是按照命令、命令的理由和指示這樣的模式撰寫而成。保羅始終如一地重複這一模式，無論是針對長老的任命（</w:t>
       </w:r>
-      <w:hyperlink r:id="rId23">
-        <w:r>
-          <w:rPr>
-            <w:lang w:val="zh_TW" w:bidi="zh_TW"/>
-          </w:rPr>
-          <w:rPr>
-            <w:color w:val="0000EE"/>
-            <w:u w:val="single"/>
-          </w:rPr>
-          <w:t>1:5–16</w:t>
-        </w:r>
-      </w:hyperlink>
+      <w:r>
+        <w:rPr>
+          <w:lang w:val="zh_TW" w:bidi="zh_TW"/>
+        </w:rPr>
+        <w:t>1:5–16</w:t>
+      </w:r>
       <w:r>
         <w:rPr>
           <w:lang w:val="zh_TW" w:bidi="zh_TW"/>
         </w:rPr>
         <w:t>）、信仰家庭成員之間的正確行為（</w:t>
       </w:r>
-      <w:hyperlink r:id="rId24">
-        <w:r>
-          <w:rPr>
-            <w:lang w:val="zh_TW" w:bidi="zh_TW"/>
-          </w:rPr>
-          <w:rPr>
-            <w:color w:val="0000EE"/>
-            <w:u w:val="single"/>
-          </w:rPr>
-          <w:t>2:1–15</w:t>
-        </w:r>
-      </w:hyperlink>
+      <w:r>
+        <w:rPr>
+          <w:lang w:val="zh_TW" w:bidi="zh_TW"/>
+        </w:rPr>
+        <w:t>2:1–15</w:t>
+      </w:r>
       <w:r>
         <w:rPr>
           <w:lang w:val="zh_TW" w:bidi="zh_TW"/>
         </w:rPr>
         <w:t>），還是社會中的正確行為（</w:t>
       </w:r>
-      <w:hyperlink r:id="rId25">
-        <w:r>
-          <w:rPr>
-            <w:lang w:val="zh_TW" w:bidi="zh_TW"/>
-          </w:rPr>
-          <w:rPr>
-            <w:color w:val="0000EE"/>
-            <w:u w:val="single"/>
-          </w:rPr>
-          <w:t>3:1–11</w:t>
-        </w:r>
-      </w:hyperlink>
+      <w:r>
+        <w:rPr>
+          <w:lang w:val="zh_TW" w:bidi="zh_TW"/>
+        </w:rPr>
+        <w:t>3:1–11</w:t>
+      </w:r>
       <w:r>
         <w:rPr>
           <w:lang w:val="zh_TW" w:bidi="zh_TW"/>
@@ -584,36 +506,24 @@
         </w:rPr>
         <w:t>提多書寫作時間與提摩太前書大約是同一時間。保羅可能在</w:t>
       </w:r>
-      <w:hyperlink r:id="rId26">
-        <w:r>
-          <w:rPr>
-            <w:lang w:val="zh_TW" w:bidi="zh_TW"/>
-          </w:rPr>
-          <w:rPr>
-            <w:color w:val="0000EE"/>
-            <w:u w:val="single"/>
-          </w:rPr>
-          <w:t>使徒行傳二十一章</w:t>
-        </w:r>
-      </w:hyperlink>
+      <w:r>
+        <w:rPr>
+          <w:lang w:val="zh_TW" w:bidi="zh_TW"/>
+        </w:rPr>
+        <w:t>使徒行傳二十一章</w:t>
+      </w:r>
       <w:r>
         <w:rPr>
           <w:lang w:val="zh_TW" w:bidi="zh_TW"/>
         </w:rPr>
         <w:t>的被捕之前寫了這兩封書信和提摩太後書。但更有可能的日期是</w:t>
       </w:r>
-      <w:hyperlink r:id="rId16">
-        <w:r>
-          <w:rPr>
-            <w:lang w:val="zh_TW" w:bidi="zh_TW"/>
-          </w:rPr>
-          <w:rPr>
-            <w:color w:val="0000EE"/>
-            <w:u w:val="single"/>
-          </w:rPr>
-          <w:t>使徒行傳二十八章</w:t>
-        </w:r>
-      </w:hyperlink>
+      <w:r>
+        <w:rPr>
+          <w:lang w:val="zh_TW" w:bidi="zh_TW"/>
+        </w:rPr>
+        <w:t>使徒行傳二十八章</w:t>
+      </w:r>
       <w:r>
         <w:rPr>
           <w:lang w:val="zh_TW" w:bidi="zh_TW"/>
@@ -669,36 +579,24 @@
         </w:rPr>
         <w:t>研讀註釋）。一個偉大的人因為善行而被提升到神的地位，這樣的想法與福音相矛盾。神在「至大的神和我們救主」耶穌基督中（</w:t>
       </w:r>
-      <w:hyperlink r:id="rId27">
-        <w:r>
-          <w:rPr>
-            <w:lang w:val="zh_TW" w:bidi="zh_TW"/>
-          </w:rPr>
-          <w:rPr>
-            <w:color w:val="0000EE"/>
-            <w:u w:val="single"/>
-          </w:rPr>
-          <w:t>2:13</w:t>
-        </w:r>
-      </w:hyperlink>
+      <w:r>
+        <w:rPr>
+          <w:lang w:val="zh_TW" w:bidi="zh_TW"/>
+        </w:rPr>
+        <w:t>2:13</w:t>
+      </w:r>
       <w:r>
         <w:rPr>
           <w:lang w:val="zh_TW" w:bidi="zh_TW"/>
         </w:rPr>
         <w:t>），恩慈地降卑為人，祂提供的救恩是出於純粹的憐憫（</w:t>
       </w:r>
-      <w:hyperlink r:id="rId28">
-        <w:r>
-          <w:rPr>
-            <w:lang w:val="zh_TW" w:bidi="zh_TW"/>
-          </w:rPr>
-          <w:rPr>
-            <w:color w:val="0000EE"/>
-            <w:u w:val="single"/>
-          </w:rPr>
-          <w:t>3:5</w:t>
-        </w:r>
-      </w:hyperlink>
+      <w:r>
+        <w:rPr>
+          <w:lang w:val="zh_TW" w:bidi="zh_TW"/>
+        </w:rPr>
+        <w:t>3:5</w:t>
+      </w:r>
       <w:r>
         <w:rPr>
           <w:lang w:val="zh_TW" w:bidi="zh_TW"/>
@@ -730,90 +628,60 @@
         </w:rPr>
         <w:t>雖然克里特島離以弗所教會（提摩太前書和提摩太後書都是寄往那裡）很遠，但這兩個情況之間有一些有趣的相似之處。對假教師及其教導的描述（</w:t>
       </w:r>
-      <w:hyperlink r:id="rId29">
-        <w:r>
-          <w:rPr>
-            <w:lang w:val="zh_TW" w:bidi="zh_TW"/>
-          </w:rPr>
-          <w:rPr>
-            <w:color w:val="0000EE"/>
-            <w:u w:val="single"/>
-          </w:rPr>
-          <w:t>多1:10–16</w:t>
-        </w:r>
-      </w:hyperlink>
+      <w:r>
+        <w:rPr>
+          <w:lang w:val="zh_TW" w:bidi="zh_TW"/>
+        </w:rPr>
+        <w:t>多1:10–16</w:t>
+      </w:r>
       <w:r>
         <w:rPr>
           <w:lang w:val="zh_TW" w:bidi="zh_TW"/>
         </w:rPr>
         <w:t>），表明這兩個地方所面對的假教導非常相似（見</w:t>
       </w:r>
-      <w:hyperlink r:id="rId30">
-        <w:r>
-          <w:rPr>
-            <w:lang w:val="zh_TW" w:bidi="zh_TW"/>
-          </w:rPr>
-          <w:rPr>
-            <w:color w:val="0000EE"/>
-            <w:u w:val="single"/>
-          </w:rPr>
-          <w:t>提前1:4–7</w:t>
-        </w:r>
-      </w:hyperlink>
+      <w:r>
+        <w:rPr>
+          <w:lang w:val="zh_TW" w:bidi="zh_TW"/>
+        </w:rPr>
+        <w:t>提前1:4–7</w:t>
+      </w:r>
       <w:r>
         <w:rPr>
           <w:lang w:val="zh_TW" w:bidi="zh_TW"/>
         </w:rPr>
         <w:t>，</w:t>
       </w:r>
-      <w:hyperlink r:id="rId31">
-        <w:r>
-          <w:rPr>
-            <w:lang w:val="zh_TW" w:bidi="zh_TW"/>
-          </w:rPr>
-          <w:rPr>
-            <w:color w:val="0000EE"/>
-            <w:u w:val="single"/>
-          </w:rPr>
-          <w:t>4:1–4</w:t>
-        </w:r>
-      </w:hyperlink>
+      <w:r>
+        <w:rPr>
+          <w:lang w:val="zh_TW" w:bidi="zh_TW"/>
+        </w:rPr>
+        <w:t>4:1–4</w:t>
+      </w:r>
       <w:r>
         <w:rPr>
           <w:lang w:val="zh_TW" w:bidi="zh_TW"/>
         </w:rPr>
         <w:t>；</w:t>
       </w:r>
-      <w:hyperlink r:id="rId32">
-        <w:r>
-          <w:rPr>
-            <w:lang w:val="zh_TW" w:bidi="zh_TW"/>
-          </w:rPr>
-          <w:rPr>
-            <w:color w:val="0000EE"/>
-            <w:u w:val="single"/>
-          </w:rPr>
-          <w:t>提後3:1–7</w:t>
-        </w:r>
-      </w:hyperlink>
+      <w:r>
+        <w:rPr>
+          <w:lang w:val="zh_TW" w:bidi="zh_TW"/>
+        </w:rPr>
+        <w:t>提後3:1–7</w:t>
+      </w:r>
       <w:r>
         <w:rPr>
           <w:lang w:val="zh_TW" w:bidi="zh_TW"/>
         </w:rPr>
         <w:t>，</w:t>
       </w:r>
-      <w:hyperlink r:id="rId33">
-        <w:r>
-          <w:rPr>
-            <w:lang w:val="zh_TW" w:bidi="zh_TW"/>
-          </w:rPr>
-          <w:rPr>
-            <w:color w:val="0000EE"/>
-            <w:u w:val="single"/>
-          </w:rPr>
-          <w:t>4:3–4</w:t>
-        </w:r>
-      </w:hyperlink>
+      <w:r>
+        <w:rPr>
+          <w:lang w:val="zh_TW" w:bidi="zh_TW"/>
+        </w:rPr>
+        <w:t>4:3–4</w:t>
+      </w:r>
       <w:r>
         <w:rPr>
           <w:lang w:val="zh_TW" w:bidi="zh_TW"/>
@@ -834,162 +702,108 @@
         </w:rPr>
         <w:t>提多書中提到的克里特情況與提摩太前書和提摩太後書中的以弗所情況並不相同。克里特的教會是新的，而以弗所的教會已經建立很久。克里特所處的社會比以弗所更不文明。克里特教會比較新，這可能解釋了為什麽他們沒有寡婦的名單（</w:t>
       </w:r>
-      <w:hyperlink r:id="rId34">
-        <w:r>
-          <w:rPr>
-            <w:lang w:val="zh_TW" w:bidi="zh_TW"/>
-          </w:rPr>
-          <w:rPr>
-            <w:color w:val="0000EE"/>
-            <w:u w:val="single"/>
-          </w:rPr>
-          <w:t>提前5:3–16</w:t>
-        </w:r>
-      </w:hyperlink>
+      <w:r>
+        <w:rPr>
+          <w:lang w:val="zh_TW" w:bidi="zh_TW"/>
+        </w:rPr>
+        <w:t>提前5:3–16</w:t>
+      </w:r>
       <w:r>
         <w:rPr>
           <w:lang w:val="zh_TW" w:bidi="zh_TW"/>
         </w:rPr>
         <w:t>），也沒有執事（</w:t>
       </w:r>
-      <w:hyperlink r:id="rId35">
-        <w:r>
-          <w:rPr>
-            <w:lang w:val="zh_TW" w:bidi="zh_TW"/>
-          </w:rPr>
-          <w:rPr>
-            <w:color w:val="0000EE"/>
-            <w:u w:val="single"/>
-          </w:rPr>
-          <w:t>提前3:8–13</w:t>
-        </w:r>
-      </w:hyperlink>
+      <w:r>
+        <w:rPr>
+          <w:lang w:val="zh_TW" w:bidi="zh_TW"/>
+        </w:rPr>
+        <w:t>提前3:8–13</w:t>
+      </w:r>
       <w:r>
         <w:rPr>
           <w:lang w:val="zh_TW" w:bidi="zh_TW"/>
         </w:rPr>
         <w:t>）。在引起麻煩者的差異或許是對女教師這個議題保持沉默的原因（見</w:t>
       </w:r>
-      <w:hyperlink r:id="rId36">
-        <w:r>
-          <w:rPr>
-            <w:lang w:val="zh_TW" w:bidi="zh_TW"/>
-          </w:rPr>
-          <w:rPr>
-            <w:color w:val="0000EE"/>
-            <w:u w:val="single"/>
-          </w:rPr>
-          <w:t>提前2:11–15</w:t>
-        </w:r>
-      </w:hyperlink>
+      <w:r>
+        <w:rPr>
+          <w:lang w:val="zh_TW" w:bidi="zh_TW"/>
+        </w:rPr>
+        <w:t>提前2:11–15</w:t>
+      </w:r>
       <w:r>
         <w:rPr>
           <w:lang w:val="zh_TW" w:bidi="zh_TW"/>
         </w:rPr>
         <w:t>）。領袖的標準（</w:t>
       </w:r>
-      <w:hyperlink r:id="rId37">
-        <w:r>
-          <w:rPr>
-            <w:lang w:val="zh_TW" w:bidi="zh_TW"/>
-          </w:rPr>
-          <w:rPr>
-            <w:color w:val="0000EE"/>
-            <w:u w:val="single"/>
-          </w:rPr>
-          <w:t>多1:6–9</w:t>
-        </w:r>
-      </w:hyperlink>
+      <w:r>
+        <w:rPr>
+          <w:lang w:val="zh_TW" w:bidi="zh_TW"/>
+        </w:rPr>
+        <w:t>多1:6–9</w:t>
+      </w:r>
       <w:r>
         <w:rPr>
           <w:lang w:val="zh_TW" w:bidi="zh_TW"/>
         </w:rPr>
         <w:t>），以及群體成員的行為標準（見</w:t>
       </w:r>
-      <w:hyperlink r:id="rId38">
-        <w:r>
-          <w:rPr>
-            <w:lang w:val="zh_TW" w:bidi="zh_TW"/>
-          </w:rPr>
-          <w:rPr>
-            <w:color w:val="0000EE"/>
-            <w:u w:val="single"/>
-          </w:rPr>
-          <w:t>2:1–10</w:t>
-        </w:r>
-      </w:hyperlink>
+      <w:r>
+        <w:rPr>
+          <w:lang w:val="zh_TW" w:bidi="zh_TW"/>
+        </w:rPr>
+        <w:t>2:1–10</w:t>
+      </w:r>
       <w:r>
         <w:rPr>
           <w:lang w:val="zh_TW" w:bidi="zh_TW"/>
         </w:rPr>
         <w:t>），可能代表了對來自艱難背景新信徒的較低標準，這樣可以避免過於嚴格。最後，在提多書中沒有強調要保護真道，而這在提摩太前書和提摩太後書中是十分重要的信息（</w:t>
       </w:r>
-      <w:hyperlink r:id="rId39">
-        <w:r>
-          <w:rPr>
-            <w:lang w:val="zh_TW" w:bidi="zh_TW"/>
-          </w:rPr>
-          <w:rPr>
-            <w:color w:val="0000EE"/>
-            <w:u w:val="single"/>
-          </w:rPr>
-          <w:t>提前1:18</w:t>
-        </w:r>
-      </w:hyperlink>
+      <w:r>
+        <w:rPr>
+          <w:lang w:val="zh_TW" w:bidi="zh_TW"/>
+        </w:rPr>
+        <w:t>提前1:18</w:t>
+      </w:r>
       <w:r>
         <w:rPr>
           <w:lang w:val="zh_TW" w:bidi="zh_TW"/>
         </w:rPr>
         <w:t>，</w:t>
       </w:r>
-      <w:hyperlink r:id="rId40">
-        <w:r>
-          <w:rPr>
-            <w:lang w:val="zh_TW" w:bidi="zh_TW"/>
-          </w:rPr>
-          <w:rPr>
-            <w:color w:val="0000EE"/>
-            <w:u w:val="single"/>
-          </w:rPr>
-          <w:t>6:20</w:t>
-        </w:r>
-      </w:hyperlink>
+      <w:r>
+        <w:rPr>
+          <w:lang w:val="zh_TW" w:bidi="zh_TW"/>
+        </w:rPr>
+        <w:t>6:20</w:t>
+      </w:r>
       <w:r>
         <w:rPr>
           <w:lang w:val="zh_TW" w:bidi="zh_TW"/>
         </w:rPr>
         <w:t>；</w:t>
       </w:r>
-      <w:hyperlink r:id="rId41">
-        <w:r>
-          <w:rPr>
-            <w:lang w:val="zh_TW" w:bidi="zh_TW"/>
-          </w:rPr>
-          <w:rPr>
-            <w:color w:val="0000EE"/>
-            <w:u w:val="single"/>
-          </w:rPr>
-          <w:t>提後1:12–14</w:t>
-        </w:r>
-      </w:hyperlink>
+      <w:r>
+        <w:rPr>
+          <w:lang w:val="zh_TW" w:bidi="zh_TW"/>
+        </w:rPr>
+        <w:t>提後1:12–14</w:t>
+      </w:r>
       <w:r>
         <w:rPr>
           <w:lang w:val="zh_TW" w:bidi="zh_TW"/>
         </w:rPr>
         <w:t>，</w:t>
       </w:r>
-      <w:hyperlink r:id="rId42">
-        <w:r>
-          <w:rPr>
-            <w:lang w:val="zh_TW" w:bidi="zh_TW"/>
-          </w:rPr>
-          <w:rPr>
-            <w:color w:val="0000EE"/>
-            <w:u w:val="single"/>
-          </w:rPr>
-          <w:t>2:2</w:t>
-        </w:r>
-      </w:hyperlink>
+      <w:r>
+        <w:rPr>
+          <w:lang w:val="zh_TW" w:bidi="zh_TW"/>
+        </w:rPr>
+        <w:t>2:2</w:t>
+      </w:r>
       <w:r>
         <w:rPr>
           <w:lang w:val="zh_TW" w:bidi="zh_TW"/>
@@ -1021,72 +835,48 @@
         </w:rPr>
         <w:t>這封信的主要信息是認識到基督徒群體應該在行為上展現出神的救恩，這救恩已經在耶穌基督本人和祂的事工中向世界顯明。群體成員之間的行為舉止以及對外界的行為，應該與神對待他們的方式相稱。基督徒必須在世界上、同時也向這世界，展現神的恩典。如此行，他們就可以在他們的領土和文化中傳播福音（</w:t>
       </w:r>
-      <w:hyperlink r:id="rId43">
-        <w:r>
-          <w:rPr>
-            <w:lang w:val="zh_TW" w:bidi="zh_TW"/>
-          </w:rPr>
-          <w:rPr>
-            <w:color w:val="0000EE"/>
-            <w:u w:val="single"/>
-          </w:rPr>
-          <w:t>2:10–11</w:t>
-        </w:r>
-      </w:hyperlink>
+      <w:r>
+        <w:rPr>
+          <w:lang w:val="zh_TW" w:bidi="zh_TW"/>
+        </w:rPr>
+        <w:t>2:10–11</w:t>
+      </w:r>
       <w:r>
         <w:rPr>
           <w:lang w:val="zh_TW" w:bidi="zh_TW"/>
         </w:rPr>
         <w:t>，</w:t>
       </w:r>
-      <w:hyperlink r:id="rId44">
-        <w:r>
-          <w:rPr>
-            <w:lang w:val="zh_TW" w:bidi="zh_TW"/>
-          </w:rPr>
-          <w:rPr>
-            <w:color w:val="0000EE"/>
-            <w:u w:val="single"/>
-          </w:rPr>
-          <w:t>3:2–3</w:t>
-        </w:r>
-      </w:hyperlink>
+      <w:r>
+        <w:rPr>
+          <w:lang w:val="zh_TW" w:bidi="zh_TW"/>
+        </w:rPr>
+        <w:t>3:2–3</w:t>
+      </w:r>
       <w:r>
         <w:rPr>
           <w:lang w:val="zh_TW" w:bidi="zh_TW"/>
         </w:rPr>
         <w:t>、</w:t>
       </w:r>
-      <w:hyperlink r:id="rId45">
-        <w:r>
-          <w:rPr>
-            <w:lang w:val="zh_TW" w:bidi="zh_TW"/>
-          </w:rPr>
-          <w:rPr>
-            <w:color w:val="0000EE"/>
-            <w:u w:val="single"/>
-          </w:rPr>
-          <w:t>8</w:t>
-        </w:r>
-      </w:hyperlink>
+      <w:r>
+        <w:rPr>
+          <w:lang w:val="zh_TW" w:bidi="zh_TW"/>
+        </w:rPr>
+        <w:t>8</w:t>
+      </w:r>
       <w:r>
         <w:rPr>
           <w:lang w:val="zh_TW" w:bidi="zh_TW"/>
         </w:rPr>
         <w:t>；見</w:t>
       </w:r>
-      <w:hyperlink r:id="rId46">
-        <w:r>
-          <w:rPr>
-            <w:lang w:val="zh_TW" w:bidi="zh_TW"/>
-          </w:rPr>
-          <w:rPr>
-            <w:color w:val="0000EE"/>
-            <w:u w:val="single"/>
-          </w:rPr>
-          <w:t>太5:14–16</w:t>
-        </w:r>
-      </w:hyperlink>
+      <w:r>
+        <w:rPr>
+          <w:lang w:val="zh_TW" w:bidi="zh_TW"/>
+        </w:rPr>
+        <w:t>太5:14–16</w:t>
+      </w:r>
       <w:r>
         <w:rPr>
           <w:lang w:val="zh_TW" w:bidi="zh_TW"/>
@@ -1107,36 +897,24 @@
         </w:rPr>
         <w:t>神的計劃是拯救人類，並邀請我們參與其中。作為跟從基督的人，我們必須積極地活出這恩典。我們這個群體應該鼓勵敬虔的生活，因為在基督行事為人所表現出的恩典，已經教導我們如何活，並使這樣的生命成為可能（</w:t>
       </w:r>
-      <w:hyperlink r:id="rId24">
-        <w:r>
-          <w:rPr>
-            <w:lang w:val="zh_TW" w:bidi="zh_TW"/>
-          </w:rPr>
-          <w:rPr>
-            <w:color w:val="0000EE"/>
-            <w:u w:val="single"/>
-          </w:rPr>
-          <w:t>多2:1–15</w:t>
-        </w:r>
-      </w:hyperlink>
+      <w:r>
+        <w:rPr>
+          <w:lang w:val="zh_TW" w:bidi="zh_TW"/>
+        </w:rPr>
+        <w:t>多2:1–15</w:t>
+      </w:r>
       <w:r>
         <w:rPr>
           <w:lang w:val="zh_TW" w:bidi="zh_TW"/>
         </w:rPr>
         <w:t>）。作為個別的信徒，我們也必須在這被罪影響的世界中行為端正，專注於他人的救恩。我們必須想起我們過往的生命——牢記神如何對待我們、賜給我們救恩，並叫我們成為敬虔（</w:t>
       </w:r>
-      <w:hyperlink r:id="rId25">
-        <w:r>
-          <w:rPr>
-            <w:lang w:val="zh_TW" w:bidi="zh_TW"/>
-          </w:rPr>
-          <w:rPr>
-            <w:color w:val="0000EE"/>
-            <w:u w:val="single"/>
-          </w:rPr>
-          <w:t>3:1–11</w:t>
-        </w:r>
-      </w:hyperlink>
+      <w:r>
+        <w:rPr>
+          <w:lang w:val="zh_TW" w:bidi="zh_TW"/>
+        </w:rPr>
+        <w:t>3:1–11</w:t>
+      </w:r>
       <w:r>
         <w:rPr>
           <w:lang w:val="zh_TW" w:bidi="zh_TW"/>
